--- a/zht/docx/093.content.docx
+++ b/zht/docx/093.content.docx
@@ -337,114 +337,84 @@
           <w:lang w:val="zh_TW" w:bidi="zh_TW"/>
         </w:rPr>
       </w:r>
-      <w:hyperlink r:id="rId13">
-        <w:r>
-          <w:rPr>
-            <w:lang w:val="zh_TW" w:bidi="zh_TW"/>
-          </w:rPr>
-          <w:rPr>
-            <w:color w:val="0000EE"/>
-            <w:u w:val="single"/>
-          </w:rPr>
-          <w:t>曆代志上20:1</w:t>
-        </w:r>
-      </w:hyperlink>
-    </w:p>
-    <w:p>
-      <w:pPr>
-        <w:pStyle w:val="ListBullet"/>
-        <w:spacing w:line="240" w:lineRule="auto"/>
-        <w:ind w:left="720"/>
-      </w:pPr>
-      <w:r>
-        <w:rPr>
-          <w:lang w:val="zh_TW" w:bidi="zh_TW"/>
-        </w:rPr>
-      </w:r>
-      <w:hyperlink r:id="rId14">
-        <w:r>
-          <w:rPr>
-            <w:lang w:val="zh_TW" w:bidi="zh_TW"/>
-          </w:rPr>
-          <w:rPr>
-            <w:color w:val="0000EE"/>
-            <w:u w:val="single"/>
-          </w:rPr>
-          <w:t>撒母耳記下12:26</w:t>
-        </w:r>
-      </w:hyperlink>
-    </w:p>
-    <w:p>
-      <w:pPr>
-        <w:pStyle w:val="ListBullet"/>
-        <w:spacing w:line="240" w:lineRule="auto"/>
-        <w:ind w:left="720"/>
-      </w:pPr>
-      <w:r>
-        <w:rPr>
-          <w:lang w:val="zh_TW" w:bidi="zh_TW"/>
-        </w:rPr>
-      </w:r>
-      <w:hyperlink r:id="rId15">
-        <w:r>
-          <w:rPr>
-            <w:lang w:val="zh_TW" w:bidi="zh_TW"/>
-          </w:rPr>
-          <w:rPr>
-            <w:color w:val="0000EE"/>
-            <w:u w:val="single"/>
-          </w:rPr>
-          <w:t>申命記3:11</w:t>
-        </w:r>
-      </w:hyperlink>
-    </w:p>
-    <w:p>
-      <w:pPr>
-        <w:pStyle w:val="ListBullet"/>
-        <w:spacing w:line="240" w:lineRule="auto"/>
-        <w:ind w:left="720"/>
-      </w:pPr>
-      <w:r>
-        <w:rPr>
-          <w:lang w:val="zh_TW" w:bidi="zh_TW"/>
-        </w:rPr>
-      </w:r>
-      <w:hyperlink r:id="rId16">
-        <w:r>
-          <w:rPr>
-            <w:lang w:val="zh_TW" w:bidi="zh_TW"/>
-          </w:rPr>
-          <w:rPr>
-            <w:color w:val="0000EE"/>
-            <w:u w:val="single"/>
-          </w:rPr>
-          <w:t>以西結書25:3–5</w:t>
-        </w:r>
-      </w:hyperlink>
-    </w:p>
-    <w:p>
-      <w:pPr>
-        <w:pStyle w:val="ListBullet"/>
-        <w:spacing w:line="240" w:lineRule="auto"/>
-        <w:ind w:left="720"/>
-      </w:pPr>
-      <w:r>
-        <w:rPr>
-          <w:lang w:val="zh_TW" w:bidi="zh_TW"/>
-        </w:rPr>
-      </w:r>
-      <w:hyperlink r:id="rId17">
-        <w:r>
-          <w:rPr>
-            <w:lang w:val="zh_TW" w:bidi="zh_TW"/>
-          </w:rPr>
-          <w:rPr>
-            <w:color w:val="0000EE"/>
-            <w:u w:val="single"/>
-          </w:rPr>
-          <w:t>耶利米書49:1–2</w:t>
-        </w:r>
-      </w:hyperlink>
+      <w:r>
+        <w:rPr>
+          <w:lang w:val="zh_TW" w:bidi="zh_TW"/>
+        </w:rPr>
+        <w:t>曆代志上20:1</w:t>
+      </w:r>
+    </w:p>
+    <w:p>
+      <w:pPr>
+        <w:pStyle w:val="ListBullet"/>
+        <w:spacing w:line="240" w:lineRule="auto"/>
+        <w:ind w:left="720"/>
+      </w:pPr>
+      <w:r>
+        <w:rPr>
+          <w:lang w:val="zh_TW" w:bidi="zh_TW"/>
+        </w:rPr>
+      </w:r>
+      <w:r>
+        <w:rPr>
+          <w:lang w:val="zh_TW" w:bidi="zh_TW"/>
+        </w:rPr>
+        <w:t>撒母耳記下12:26</w:t>
+      </w:r>
+    </w:p>
+    <w:p>
+      <w:pPr>
+        <w:pStyle w:val="ListBullet"/>
+        <w:spacing w:line="240" w:lineRule="auto"/>
+        <w:ind w:left="720"/>
+      </w:pPr>
+      <w:r>
+        <w:rPr>
+          <w:lang w:val="zh_TW" w:bidi="zh_TW"/>
+        </w:rPr>
+      </w:r>
+      <w:r>
+        <w:rPr>
+          <w:lang w:val="zh_TW" w:bidi="zh_TW"/>
+        </w:rPr>
+        <w:t>申命記3:11</w:t>
+      </w:r>
+    </w:p>
+    <w:p>
+      <w:pPr>
+        <w:pStyle w:val="ListBullet"/>
+        <w:spacing w:line="240" w:lineRule="auto"/>
+        <w:ind w:left="720"/>
+      </w:pPr>
+      <w:r>
+        <w:rPr>
+          <w:lang w:val="zh_TW" w:bidi="zh_TW"/>
+        </w:rPr>
+      </w:r>
+      <w:r>
+        <w:rPr>
+          <w:lang w:val="zh_TW" w:bidi="zh_TW"/>
+        </w:rPr>
+        <w:t>以西結書25:3–5</w:t>
+      </w:r>
+    </w:p>
+    <w:p>
+      <w:pPr>
+        <w:pStyle w:val="ListBullet"/>
+        <w:spacing w:line="240" w:lineRule="auto"/>
+        <w:ind w:left="720"/>
+      </w:pPr>
+      <w:r>
+        <w:rPr>
+          <w:lang w:val="zh_TW" w:bidi="zh_TW"/>
+        </w:rPr>
+      </w:r>
+      <w:r>
+        <w:rPr>
+          <w:lang w:val="zh_TW" w:bidi="zh_TW"/>
+        </w:rPr>
+        <w:t>耶利米書49:1–2</w:t>
+      </w:r>
     </w:p>
     <w:p>
       <w:pPr>
@@ -686,186 +656,138 @@
           <w:lang w:val="zh_TW" w:bidi="zh_TW"/>
         </w:rPr>
       </w:r>
-      <w:hyperlink r:id="rId18">
-        <w:r>
-          <w:rPr>
-            <w:lang w:val="zh_TW" w:bidi="zh_TW"/>
-          </w:rPr>
-          <w:rPr>
-            <w:color w:val="0000EE"/>
-            <w:u w:val="single"/>
-          </w:rPr>
-          <w:t>創世記24:30</w:t>
-        </w:r>
-      </w:hyperlink>
-    </w:p>
-    <w:p>
-      <w:pPr>
-        <w:pStyle w:val="ListBullet"/>
-        <w:spacing w:line="240" w:lineRule="auto"/>
-        <w:ind w:left="720"/>
-      </w:pPr>
-      <w:r>
-        <w:rPr>
-          <w:lang w:val="zh_TW" w:bidi="zh_TW"/>
-        </w:rPr>
-      </w:r>
-      <w:hyperlink r:id="rId19">
-        <w:r>
-          <w:rPr>
-            <w:lang w:val="zh_TW" w:bidi="zh_TW"/>
-          </w:rPr>
-          <w:rPr>
-            <w:color w:val="0000EE"/>
-            <w:u w:val="single"/>
-          </w:rPr>
-          <w:t>創世記24:50</w:t>
-        </w:r>
-      </w:hyperlink>
-    </w:p>
-    <w:p>
-      <w:pPr>
-        <w:pStyle w:val="ListBullet"/>
-        <w:spacing w:line="240" w:lineRule="auto"/>
-        <w:ind w:left="720"/>
-      </w:pPr>
-      <w:r>
-        <w:rPr>
-          <w:lang w:val="zh_TW" w:bidi="zh_TW"/>
-        </w:rPr>
-      </w:r>
-      <w:hyperlink r:id="rId20">
-        <w:r>
-          <w:rPr>
-            <w:lang w:val="zh_TW" w:bidi="zh_TW"/>
-          </w:rPr>
-          <w:rPr>
-            <w:color w:val="0000EE"/>
-            <w:u w:val="single"/>
-          </w:rPr>
-          <w:t>創世記27:43</w:t>
-        </w:r>
-      </w:hyperlink>
-    </w:p>
-    <w:p>
-      <w:pPr>
-        <w:pStyle w:val="ListBullet"/>
-        <w:spacing w:line="240" w:lineRule="auto"/>
-        <w:ind w:left="720"/>
-      </w:pPr>
-      <w:r>
-        <w:rPr>
-          <w:lang w:val="zh_TW" w:bidi="zh_TW"/>
-        </w:rPr>
-      </w:r>
-      <w:hyperlink r:id="rId21">
-        <w:r>
-          <w:rPr>
-            <w:lang w:val="zh_TW" w:bidi="zh_TW"/>
-          </w:rPr>
-          <w:rPr>
-            <w:color w:val="0000EE"/>
-            <w:u w:val="single"/>
-          </w:rPr>
-          <w:t>創世記28:1–2</w:t>
-        </w:r>
-      </w:hyperlink>
-    </w:p>
-    <w:p>
-      <w:pPr>
-        <w:pStyle w:val="ListBullet"/>
-        <w:spacing w:line="240" w:lineRule="auto"/>
-        <w:ind w:left="720"/>
-      </w:pPr>
-      <w:r>
-        <w:rPr>
-          <w:lang w:val="zh_TW" w:bidi="zh_TW"/>
-        </w:rPr>
-      </w:r>
-      <w:hyperlink r:id="rId22">
-        <w:r>
-          <w:rPr>
-            <w:lang w:val="zh_TW" w:bidi="zh_TW"/>
-          </w:rPr>
-          <w:rPr>
-            <w:color w:val="0000EE"/>
-            <w:u w:val="single"/>
-          </w:rPr>
-          <w:t>創世記29:5</w:t>
-        </w:r>
-      </w:hyperlink>
-    </w:p>
-    <w:p>
-      <w:pPr>
-        <w:pStyle w:val="ListBullet"/>
-        <w:spacing w:line="240" w:lineRule="auto"/>
-        <w:ind w:left="720"/>
-      </w:pPr>
-      <w:r>
-        <w:rPr>
-          <w:lang w:val="zh_TW" w:bidi="zh_TW"/>
-        </w:rPr>
-      </w:r>
-      <w:hyperlink r:id="rId23">
-        <w:r>
-          <w:rPr>
-            <w:lang w:val="zh_TW" w:bidi="zh_TW"/>
-          </w:rPr>
-          <w:rPr>
-            <w:color w:val="0000EE"/>
-            <w:u w:val="single"/>
-          </w:rPr>
-          <w:t>創世記29:13</w:t>
-        </w:r>
-      </w:hyperlink>
-    </w:p>
-    <w:p>
-      <w:pPr>
-        <w:pStyle w:val="ListBullet"/>
-        <w:spacing w:line="240" w:lineRule="auto"/>
-        <w:ind w:left="720"/>
-      </w:pPr>
-      <w:r>
-        <w:rPr>
-          <w:lang w:val="zh_TW" w:bidi="zh_TW"/>
-        </w:rPr>
-      </w:r>
-      <w:hyperlink r:id="rId24">
-        <w:r>
-          <w:rPr>
-            <w:lang w:val="zh_TW" w:bidi="zh_TW"/>
-          </w:rPr>
-          <w:rPr>
-            <w:color w:val="0000EE"/>
-            <w:u w:val="single"/>
-          </w:rPr>
-          <w:t>創世記30:26</w:t>
-        </w:r>
-      </w:hyperlink>
-    </w:p>
-    <w:p>
-      <w:pPr>
-        <w:pStyle w:val="ListBullet"/>
-        <w:spacing w:line="240" w:lineRule="auto"/>
-        <w:ind w:left="720"/>
-      </w:pPr>
-      <w:r>
-        <w:rPr>
-          <w:lang w:val="zh_TW" w:bidi="zh_TW"/>
-        </w:rPr>
-      </w:r>
-      <w:hyperlink r:id="rId25">
-        <w:r>
-          <w:rPr>
-            <w:lang w:val="zh_TW" w:bidi="zh_TW"/>
-          </w:rPr>
-          <w:rPr>
-            <w:color w:val="0000EE"/>
-            <w:u w:val="single"/>
-          </w:rPr>
-          <w:t>創世記46:16–18</w:t>
-        </w:r>
-      </w:hyperlink>
+      <w:r>
+        <w:rPr>
+          <w:lang w:val="zh_TW" w:bidi="zh_TW"/>
+        </w:rPr>
+        <w:t>創世記24:30</w:t>
+      </w:r>
+    </w:p>
+    <w:p>
+      <w:pPr>
+        <w:pStyle w:val="ListBullet"/>
+        <w:spacing w:line="240" w:lineRule="auto"/>
+        <w:ind w:left="720"/>
+      </w:pPr>
+      <w:r>
+        <w:rPr>
+          <w:lang w:val="zh_TW" w:bidi="zh_TW"/>
+        </w:rPr>
+      </w:r>
+      <w:r>
+        <w:rPr>
+          <w:lang w:val="zh_TW" w:bidi="zh_TW"/>
+        </w:rPr>
+        <w:t>創世記24:50</w:t>
+      </w:r>
+    </w:p>
+    <w:p>
+      <w:pPr>
+        <w:pStyle w:val="ListBullet"/>
+        <w:spacing w:line="240" w:lineRule="auto"/>
+        <w:ind w:left="720"/>
+      </w:pPr>
+      <w:r>
+        <w:rPr>
+          <w:lang w:val="zh_TW" w:bidi="zh_TW"/>
+        </w:rPr>
+      </w:r>
+      <w:r>
+        <w:rPr>
+          <w:lang w:val="zh_TW" w:bidi="zh_TW"/>
+        </w:rPr>
+        <w:t>創世記27:43</w:t>
+      </w:r>
+    </w:p>
+    <w:p>
+      <w:pPr>
+        <w:pStyle w:val="ListBullet"/>
+        <w:spacing w:line="240" w:lineRule="auto"/>
+        <w:ind w:left="720"/>
+      </w:pPr>
+      <w:r>
+        <w:rPr>
+          <w:lang w:val="zh_TW" w:bidi="zh_TW"/>
+        </w:rPr>
+      </w:r>
+      <w:r>
+        <w:rPr>
+          <w:lang w:val="zh_TW" w:bidi="zh_TW"/>
+        </w:rPr>
+        <w:t>創世記28:1–2</w:t>
+      </w:r>
+    </w:p>
+    <w:p>
+      <w:pPr>
+        <w:pStyle w:val="ListBullet"/>
+        <w:spacing w:line="240" w:lineRule="auto"/>
+        <w:ind w:left="720"/>
+      </w:pPr>
+      <w:r>
+        <w:rPr>
+          <w:lang w:val="zh_TW" w:bidi="zh_TW"/>
+        </w:rPr>
+      </w:r>
+      <w:r>
+        <w:rPr>
+          <w:lang w:val="zh_TW" w:bidi="zh_TW"/>
+        </w:rPr>
+        <w:t>創世記29:5</w:t>
+      </w:r>
+    </w:p>
+    <w:p>
+      <w:pPr>
+        <w:pStyle w:val="ListBullet"/>
+        <w:spacing w:line="240" w:lineRule="auto"/>
+        <w:ind w:left="720"/>
+      </w:pPr>
+      <w:r>
+        <w:rPr>
+          <w:lang w:val="zh_TW" w:bidi="zh_TW"/>
+        </w:rPr>
+      </w:r>
+      <w:r>
+        <w:rPr>
+          <w:lang w:val="zh_TW" w:bidi="zh_TW"/>
+        </w:rPr>
+        <w:t>創世記29:13</w:t>
+      </w:r>
+    </w:p>
+    <w:p>
+      <w:pPr>
+        <w:pStyle w:val="ListBullet"/>
+        <w:spacing w:line="240" w:lineRule="auto"/>
+        <w:ind w:left="720"/>
+      </w:pPr>
+      <w:r>
+        <w:rPr>
+          <w:lang w:val="zh_TW" w:bidi="zh_TW"/>
+        </w:rPr>
+      </w:r>
+      <w:r>
+        <w:rPr>
+          <w:lang w:val="zh_TW" w:bidi="zh_TW"/>
+        </w:rPr>
+        <w:t>創世記30:26</w:t>
+      </w:r>
+    </w:p>
+    <w:p>
+      <w:pPr>
+        <w:pStyle w:val="ListBullet"/>
+        <w:spacing w:line="240" w:lineRule="auto"/>
+        <w:ind w:left="720"/>
+      </w:pPr>
+      <w:r>
+        <w:rPr>
+          <w:lang w:val="zh_TW" w:bidi="zh_TW"/>
+        </w:rPr>
+      </w:r>
+      <w:r>
+        <w:rPr>
+          <w:lang w:val="zh_TW" w:bidi="zh_TW"/>
+        </w:rPr>
+        <w:t>創世記46:16–18</w:t>
+      </w:r>
     </w:p>
     <w:p>
       <w:pPr>
@@ -1148,90 +1070,66 @@
           <w:lang w:val="zh_TW" w:bidi="zh_TW"/>
         </w:rPr>
       </w:r>
-      <w:hyperlink r:id="rId26">
-        <w:r>
-          <w:rPr>
-            <w:lang w:val="zh_TW" w:bidi="zh_TW"/>
-          </w:rPr>
-          <w:rPr>
-            <w:color w:val="0000EE"/>
-            <w:u w:val="single"/>
-          </w:rPr>
-          <w:t>約翰福音1:49–51</w:t>
-        </w:r>
-      </w:hyperlink>
-    </w:p>
-    <w:p>
-      <w:pPr>
-        <w:pStyle w:val="ListBullet"/>
-        <w:spacing w:line="240" w:lineRule="auto"/>
-        <w:ind w:left="720"/>
-      </w:pPr>
-      <w:r>
-        <w:rPr>
-          <w:lang w:val="zh_TW" w:bidi="zh_TW"/>
-        </w:rPr>
-      </w:r>
-      <w:hyperlink r:id="rId27">
-        <w:r>
-          <w:rPr>
-            <w:lang w:val="zh_TW" w:bidi="zh_TW"/>
-          </w:rPr>
-          <w:rPr>
-            <w:color w:val="0000EE"/>
-            <w:u w:val="single"/>
-          </w:rPr>
-          <w:t>約翰福音6:24–25</w:t>
-        </w:r>
-      </w:hyperlink>
-    </w:p>
-    <w:p>
-      <w:pPr>
-        <w:pStyle w:val="ListBullet"/>
-        <w:spacing w:line="240" w:lineRule="auto"/>
-        <w:ind w:left="720"/>
-      </w:pPr>
-      <w:r>
-        <w:rPr>
-          <w:lang w:val="zh_TW" w:bidi="zh_TW"/>
-        </w:rPr>
-      </w:r>
-      <w:hyperlink r:id="rId28">
-        <w:r>
-          <w:rPr>
-            <w:lang w:val="zh_TW" w:bidi="zh_TW"/>
-          </w:rPr>
-          <w:rPr>
-            <w:color w:val="0000EE"/>
-            <w:u w:val="single"/>
-          </w:rPr>
-          <w:t>馬可福音14:43–46</w:t>
-        </w:r>
-      </w:hyperlink>
-    </w:p>
-    <w:p>
-      <w:pPr>
-        <w:pStyle w:val="ListBullet"/>
-        <w:spacing w:line="240" w:lineRule="auto"/>
-        <w:ind w:left="720"/>
-      </w:pPr>
-      <w:r>
-        <w:rPr>
-          <w:lang w:val="zh_TW" w:bidi="zh_TW"/>
-        </w:rPr>
-      </w:r>
-      <w:hyperlink r:id="rId29">
-        <w:r>
-          <w:rPr>
-            <w:lang w:val="zh_TW" w:bidi="zh_TW"/>
-          </w:rPr>
-          <w:rPr>
-            <w:color w:val="0000EE"/>
-            <w:u w:val="single"/>
-          </w:rPr>
-          <w:t>馬太福音23:8–10</w:t>
-        </w:r>
-      </w:hyperlink>
+      <w:r>
+        <w:rPr>
+          <w:lang w:val="zh_TW" w:bidi="zh_TW"/>
+        </w:rPr>
+        <w:t>約翰福音1:49–51</w:t>
+      </w:r>
+    </w:p>
+    <w:p>
+      <w:pPr>
+        <w:pStyle w:val="ListBullet"/>
+        <w:spacing w:line="240" w:lineRule="auto"/>
+        <w:ind w:left="720"/>
+      </w:pPr>
+      <w:r>
+        <w:rPr>
+          <w:lang w:val="zh_TW" w:bidi="zh_TW"/>
+        </w:rPr>
+      </w:r>
+      <w:r>
+        <w:rPr>
+          <w:lang w:val="zh_TW" w:bidi="zh_TW"/>
+        </w:rPr>
+        <w:t>約翰福音6:24–25</w:t>
+      </w:r>
+    </w:p>
+    <w:p>
+      <w:pPr>
+        <w:pStyle w:val="ListBullet"/>
+        <w:spacing w:line="240" w:lineRule="auto"/>
+        <w:ind w:left="720"/>
+      </w:pPr>
+      <w:r>
+        <w:rPr>
+          <w:lang w:val="zh_TW" w:bidi="zh_TW"/>
+        </w:rPr>
+      </w:r>
+      <w:r>
+        <w:rPr>
+          <w:lang w:val="zh_TW" w:bidi="zh_TW"/>
+        </w:rPr>
+        <w:t>馬可福音14:43–46</w:t>
+      </w:r>
+    </w:p>
+    <w:p>
+      <w:pPr>
+        <w:pStyle w:val="ListBullet"/>
+        <w:spacing w:line="240" w:lineRule="auto"/>
+        <w:ind w:left="720"/>
+      </w:pPr>
+      <w:r>
+        <w:rPr>
+          <w:lang w:val="zh_TW" w:bidi="zh_TW"/>
+        </w:rPr>
+      </w:r>
+      <w:r>
+        <w:rPr>
+          <w:lang w:val="zh_TW" w:bidi="zh_TW"/>
+        </w:rPr>
+        <w:t>馬太福音23:8–10</w:t>
+      </w:r>
     </w:p>
     <w:p>
       <w:pPr>
@@ -1840,138 +1738,102 @@
           <w:lang w:val="zh_TW" w:bidi="zh_TW"/>
         </w:rPr>
       </w:r>
-      <w:hyperlink r:id="rId30">
-        <w:r>
-          <w:rPr>
-            <w:lang w:val="zh_TW" w:bidi="zh_TW"/>
-          </w:rPr>
-          <w:rPr>
-            <w:color w:val="0000EE"/>
-            <w:u w:val="single"/>
-          </w:rPr>
-          <w:t>創世記29:6</w:t>
-        </w:r>
-      </w:hyperlink>
-    </w:p>
-    <w:p>
-      <w:pPr>
-        <w:pStyle w:val="ListBullet"/>
-        <w:spacing w:line="240" w:lineRule="auto"/>
-        <w:ind w:left="720"/>
-      </w:pPr>
-      <w:r>
-        <w:rPr>
-          <w:lang w:val="zh_TW" w:bidi="zh_TW"/>
-        </w:rPr>
-      </w:r>
-      <w:hyperlink r:id="rId31">
-        <w:r>
-          <w:rPr>
-            <w:lang w:val="zh_TW" w:bidi="zh_TW"/>
-          </w:rPr>
-          <w:rPr>
-            <w:color w:val="0000EE"/>
-            <w:u w:val="single"/>
-          </w:rPr>
-          <w:t>創世記29:19–20</w:t>
-        </w:r>
-      </w:hyperlink>
-    </w:p>
-    <w:p>
-      <w:pPr>
-        <w:pStyle w:val="ListBullet"/>
-        <w:spacing w:line="240" w:lineRule="auto"/>
-        <w:ind w:left="720"/>
-      </w:pPr>
-      <w:r>
-        <w:rPr>
-          <w:lang w:val="zh_TW" w:bidi="zh_TW"/>
-        </w:rPr>
-      </w:r>
-      <w:hyperlink r:id="rId32">
-        <w:r>
-          <w:rPr>
-            <w:lang w:val="zh_TW" w:bidi="zh_TW"/>
-          </w:rPr>
-          <w:rPr>
-            <w:color w:val="0000EE"/>
-            <w:u w:val="single"/>
-          </w:rPr>
-          <w:t>創世記29:30</w:t>
-        </w:r>
-      </w:hyperlink>
-    </w:p>
-    <w:p>
-      <w:pPr>
-        <w:pStyle w:val="ListBullet"/>
-        <w:spacing w:line="240" w:lineRule="auto"/>
-        <w:ind w:left="720"/>
-      </w:pPr>
-      <w:r>
-        <w:rPr>
-          <w:lang w:val="zh_TW" w:bidi="zh_TW"/>
-        </w:rPr>
-      </w:r>
-      <w:hyperlink r:id="rId33">
-        <w:r>
-          <w:rPr>
-            <w:lang w:val="zh_TW" w:bidi="zh_TW"/>
-          </w:rPr>
-          <w:rPr>
-            <w:color w:val="0000EE"/>
-            <w:u w:val="single"/>
-          </w:rPr>
-          <w:t>創世記31:6</w:t>
-        </w:r>
-      </w:hyperlink>
-    </w:p>
-    <w:p>
-      <w:pPr>
-        <w:pStyle w:val="ListBullet"/>
-        <w:spacing w:line="240" w:lineRule="auto"/>
-        <w:ind w:left="720"/>
-      </w:pPr>
-      <w:r>
-        <w:rPr>
-          <w:lang w:val="zh_TW" w:bidi="zh_TW"/>
-        </w:rPr>
-      </w:r>
-      <w:hyperlink r:id="rId34">
-        <w:r>
-          <w:rPr>
-            <w:lang w:val="zh_TW" w:bidi="zh_TW"/>
-          </w:rPr>
-          <w:rPr>
-            <w:color w:val="0000EE"/>
-            <w:u w:val="single"/>
-          </w:rPr>
-          <w:t>創世記33:1–3</w:t>
-        </w:r>
-      </w:hyperlink>
-    </w:p>
-    <w:p>
-      <w:pPr>
-        <w:pStyle w:val="ListBullet"/>
-        <w:spacing w:line="240" w:lineRule="auto"/>
-        <w:ind w:left="720"/>
-      </w:pPr>
-      <w:r>
-        <w:rPr>
-          <w:lang w:val="zh_TW" w:bidi="zh_TW"/>
-        </w:rPr>
-      </w:r>
-      <w:hyperlink r:id="rId35">
-        <w:r>
-          <w:rPr>
-            <w:lang w:val="zh_TW" w:bidi="zh_TW"/>
-          </w:rPr>
-          <w:rPr>
-            <w:color w:val="0000EE"/>
-            <w:u w:val="single"/>
-          </w:rPr>
-          <w:t>馬太福音2:18</w:t>
-        </w:r>
-      </w:hyperlink>
+      <w:r>
+        <w:rPr>
+          <w:lang w:val="zh_TW" w:bidi="zh_TW"/>
+        </w:rPr>
+        <w:t>創世記29:6</w:t>
+      </w:r>
+    </w:p>
+    <w:p>
+      <w:pPr>
+        <w:pStyle w:val="ListBullet"/>
+        <w:spacing w:line="240" w:lineRule="auto"/>
+        <w:ind w:left="720"/>
+      </w:pPr>
+      <w:r>
+        <w:rPr>
+          <w:lang w:val="zh_TW" w:bidi="zh_TW"/>
+        </w:rPr>
+      </w:r>
+      <w:r>
+        <w:rPr>
+          <w:lang w:val="zh_TW" w:bidi="zh_TW"/>
+        </w:rPr>
+        <w:t>創世記29:19–20</w:t>
+      </w:r>
+    </w:p>
+    <w:p>
+      <w:pPr>
+        <w:pStyle w:val="ListBullet"/>
+        <w:spacing w:line="240" w:lineRule="auto"/>
+        <w:ind w:left="720"/>
+      </w:pPr>
+      <w:r>
+        <w:rPr>
+          <w:lang w:val="zh_TW" w:bidi="zh_TW"/>
+        </w:rPr>
+      </w:r>
+      <w:r>
+        <w:rPr>
+          <w:lang w:val="zh_TW" w:bidi="zh_TW"/>
+        </w:rPr>
+        <w:t>創世記29:30</w:t>
+      </w:r>
+    </w:p>
+    <w:p>
+      <w:pPr>
+        <w:pStyle w:val="ListBullet"/>
+        <w:spacing w:line="240" w:lineRule="auto"/>
+        <w:ind w:left="720"/>
+      </w:pPr>
+      <w:r>
+        <w:rPr>
+          <w:lang w:val="zh_TW" w:bidi="zh_TW"/>
+        </w:rPr>
+      </w:r>
+      <w:r>
+        <w:rPr>
+          <w:lang w:val="zh_TW" w:bidi="zh_TW"/>
+        </w:rPr>
+        <w:t>創世記31:6</w:t>
+      </w:r>
+    </w:p>
+    <w:p>
+      <w:pPr>
+        <w:pStyle w:val="ListBullet"/>
+        <w:spacing w:line="240" w:lineRule="auto"/>
+        <w:ind w:left="720"/>
+      </w:pPr>
+      <w:r>
+        <w:rPr>
+          <w:lang w:val="zh_TW" w:bidi="zh_TW"/>
+        </w:rPr>
+      </w:r>
+      <w:r>
+        <w:rPr>
+          <w:lang w:val="zh_TW" w:bidi="zh_TW"/>
+        </w:rPr>
+        <w:t>創世記33:1–3</w:t>
+      </w:r>
+    </w:p>
+    <w:p>
+      <w:pPr>
+        <w:pStyle w:val="ListBullet"/>
+        <w:spacing w:line="240" w:lineRule="auto"/>
+        <w:ind w:left="720"/>
+      </w:pPr>
+      <w:r>
+        <w:rPr>
+          <w:lang w:val="zh_TW" w:bidi="zh_TW"/>
+        </w:rPr>
+      </w:r>
+      <w:r>
+        <w:rPr>
+          <w:lang w:val="zh_TW" w:bidi="zh_TW"/>
+        </w:rPr>
+        <w:t>馬太福音2:18</w:t>
+      </w:r>
     </w:p>
     <w:p>
       <w:pPr>
@@ -2200,138 +2062,102 @@
           <w:lang w:val="zh_TW" w:bidi="zh_TW"/>
         </w:rPr>
       </w:r>
-      <w:hyperlink r:id="rId36">
-        <w:r>
-          <w:rPr>
-            <w:lang w:val="zh_TW" w:bidi="zh_TW"/>
-          </w:rPr>
-          <w:rPr>
-            <w:color w:val="0000EE"/>
-            <w:u w:val="single"/>
-          </w:rPr>
-          <w:t>歷代志上27:27</w:t>
-        </w:r>
-      </w:hyperlink>
-    </w:p>
-    <w:p>
-      <w:pPr>
-        <w:pStyle w:val="ListBullet"/>
-        <w:spacing w:line="240" w:lineRule="auto"/>
-        <w:ind w:left="720"/>
-      </w:pPr>
-      <w:r>
-        <w:rPr>
-          <w:lang w:val="zh_TW" w:bidi="zh_TW"/>
-        </w:rPr>
-      </w:r>
-      <w:hyperlink r:id="rId37">
-        <w:r>
-          <w:rPr>
-            <w:lang w:val="zh_TW" w:bidi="zh_TW"/>
-          </w:rPr>
-          <w:rPr>
-            <w:color w:val="0000EE"/>
-            <w:u w:val="single"/>
-          </w:rPr>
-          <w:t>撒母耳記上2:11</w:t>
-        </w:r>
-      </w:hyperlink>
-    </w:p>
-    <w:p>
-      <w:pPr>
-        <w:pStyle w:val="ListBullet"/>
-        <w:spacing w:line="240" w:lineRule="auto"/>
-        <w:ind w:left="720"/>
-      </w:pPr>
-      <w:r>
-        <w:rPr>
-          <w:lang w:val="zh_TW" w:bidi="zh_TW"/>
-        </w:rPr>
-      </w:r>
-      <w:hyperlink r:id="rId38">
-        <w:r>
-          <w:rPr>
-            <w:lang w:val="zh_TW" w:bidi="zh_TW"/>
-          </w:rPr>
-          <w:rPr>
-            <w:color w:val="0000EE"/>
-            <w:u w:val="single"/>
-          </w:rPr>
-          <w:t>歷代志下16:1</w:t>
-        </w:r>
-      </w:hyperlink>
-    </w:p>
-    <w:p>
-      <w:pPr>
-        <w:pStyle w:val="ListBullet"/>
-        <w:spacing w:line="240" w:lineRule="auto"/>
-        <w:ind w:left="720"/>
-      </w:pPr>
-      <w:r>
-        <w:rPr>
-          <w:lang w:val="zh_TW" w:bidi="zh_TW"/>
-        </w:rPr>
-      </w:r>
-      <w:hyperlink r:id="rId39">
-        <w:r>
-          <w:rPr>
-            <w:lang w:val="zh_TW" w:bidi="zh_TW"/>
-          </w:rPr>
-          <w:rPr>
-            <w:color w:val="0000EE"/>
-            <w:u w:val="single"/>
-          </w:rPr>
-          <w:t>耶利米書31:15</w:t>
-        </w:r>
-      </w:hyperlink>
-    </w:p>
-    <w:p>
-      <w:pPr>
-        <w:pStyle w:val="ListBullet"/>
-        <w:spacing w:line="240" w:lineRule="auto"/>
-        <w:ind w:left="720"/>
-      </w:pPr>
-      <w:r>
-        <w:rPr>
-          <w:lang w:val="zh_TW" w:bidi="zh_TW"/>
-        </w:rPr>
-      </w:r>
-      <w:hyperlink r:id="rId40">
-        <w:r>
-          <w:rPr>
-            <w:lang w:val="zh_TW" w:bidi="zh_TW"/>
-          </w:rPr>
-          <w:rPr>
-            <w:color w:val="0000EE"/>
-            <w:u w:val="single"/>
-          </w:rPr>
-          <w:t>約書亞記18:25–28</w:t>
-        </w:r>
-      </w:hyperlink>
-    </w:p>
-    <w:p>
-      <w:pPr>
-        <w:pStyle w:val="ListBullet"/>
-        <w:spacing w:line="240" w:lineRule="auto"/>
-        <w:ind w:left="720"/>
-      </w:pPr>
-      <w:r>
-        <w:rPr>
-          <w:lang w:val="zh_TW" w:bidi="zh_TW"/>
-        </w:rPr>
-      </w:r>
-      <w:hyperlink r:id="rId41">
-        <w:r>
-          <w:rPr>
-            <w:lang w:val="zh_TW" w:bidi="zh_TW"/>
-          </w:rPr>
-          <w:rPr>
-            <w:color w:val="0000EE"/>
-            <w:u w:val="single"/>
-          </w:rPr>
-          <w:t>馬太福音2:17–18</w:t>
-        </w:r>
-      </w:hyperlink>
+      <w:r>
+        <w:rPr>
+          <w:lang w:val="zh_TW" w:bidi="zh_TW"/>
+        </w:rPr>
+        <w:t>歷代志上27:27</w:t>
+      </w:r>
+    </w:p>
+    <w:p>
+      <w:pPr>
+        <w:pStyle w:val="ListBullet"/>
+        <w:spacing w:line="240" w:lineRule="auto"/>
+        <w:ind w:left="720"/>
+      </w:pPr>
+      <w:r>
+        <w:rPr>
+          <w:lang w:val="zh_TW" w:bidi="zh_TW"/>
+        </w:rPr>
+      </w:r>
+      <w:r>
+        <w:rPr>
+          <w:lang w:val="zh_TW" w:bidi="zh_TW"/>
+        </w:rPr>
+        <w:t>撒母耳記上2:11</w:t>
+      </w:r>
+    </w:p>
+    <w:p>
+      <w:pPr>
+        <w:pStyle w:val="ListBullet"/>
+        <w:spacing w:line="240" w:lineRule="auto"/>
+        <w:ind w:left="720"/>
+      </w:pPr>
+      <w:r>
+        <w:rPr>
+          <w:lang w:val="zh_TW" w:bidi="zh_TW"/>
+        </w:rPr>
+      </w:r>
+      <w:r>
+        <w:rPr>
+          <w:lang w:val="zh_TW" w:bidi="zh_TW"/>
+        </w:rPr>
+        <w:t>歷代志下16:1</w:t>
+      </w:r>
+    </w:p>
+    <w:p>
+      <w:pPr>
+        <w:pStyle w:val="ListBullet"/>
+        <w:spacing w:line="240" w:lineRule="auto"/>
+        <w:ind w:left="720"/>
+      </w:pPr>
+      <w:r>
+        <w:rPr>
+          <w:lang w:val="zh_TW" w:bidi="zh_TW"/>
+        </w:rPr>
+      </w:r>
+      <w:r>
+        <w:rPr>
+          <w:lang w:val="zh_TW" w:bidi="zh_TW"/>
+        </w:rPr>
+        <w:t>耶利米書31:15</w:t>
+      </w:r>
+    </w:p>
+    <w:p>
+      <w:pPr>
+        <w:pStyle w:val="ListBullet"/>
+        <w:spacing w:line="240" w:lineRule="auto"/>
+        <w:ind w:left="720"/>
+      </w:pPr>
+      <w:r>
+        <w:rPr>
+          <w:lang w:val="zh_TW" w:bidi="zh_TW"/>
+        </w:rPr>
+      </w:r>
+      <w:r>
+        <w:rPr>
+          <w:lang w:val="zh_TW" w:bidi="zh_TW"/>
+        </w:rPr>
+        <w:t>約書亞記18:25–28</w:t>
+      </w:r>
+    </w:p>
+    <w:p>
+      <w:pPr>
+        <w:pStyle w:val="ListBullet"/>
+        <w:spacing w:line="240" w:lineRule="auto"/>
+        <w:ind w:left="720"/>
+      </w:pPr>
+      <w:r>
+        <w:rPr>
+          <w:lang w:val="zh_TW" w:bidi="zh_TW"/>
+        </w:rPr>
+      </w:r>
+      <w:r>
+        <w:rPr>
+          <w:lang w:val="zh_TW" w:bidi="zh_TW"/>
+        </w:rPr>
+        <w:t>馬太福音2:17–18</w:t>
+      </w:r>
     </w:p>
     <w:p>
       <w:pPr>
@@ -2543,138 +2369,102 @@
           <w:lang w:val="zh_TW" w:bidi="zh_TW"/>
         </w:rPr>
       </w:r>
-      <w:hyperlink r:id="rId42">
-        <w:r>
-          <w:rPr>
-            <w:lang w:val="zh_TW" w:bidi="zh_TW"/>
-          </w:rPr>
-          <w:rPr>
-            <w:color w:val="0000EE"/>
-            <w:u w:val="single"/>
-          </w:rPr>
-          <w:t>創世記4:18–19</w:t>
-        </w:r>
-      </w:hyperlink>
-    </w:p>
-    <w:p>
-      <w:pPr>
-        <w:pStyle w:val="ListBullet"/>
-        <w:spacing w:line="240" w:lineRule="auto"/>
-        <w:ind w:left="720"/>
-      </w:pPr>
-      <w:r>
-        <w:rPr>
-          <w:lang w:val="zh_TW" w:bidi="zh_TW"/>
-        </w:rPr>
-      </w:r>
-      <w:hyperlink r:id="rId43">
-        <w:r>
-          <w:rPr>
-            <w:lang w:val="zh_TW" w:bidi="zh_TW"/>
-          </w:rPr>
-          <w:rPr>
-            <w:color w:val="0000EE"/>
-            <w:u w:val="single"/>
-          </w:rPr>
-          <w:t>創世記4:24</w:t>
-        </w:r>
-      </w:hyperlink>
-    </w:p>
-    <w:p>
-      <w:pPr>
-        <w:pStyle w:val="ListBullet"/>
-        <w:spacing w:line="240" w:lineRule="auto"/>
-        <w:ind w:left="720"/>
-      </w:pPr>
-      <w:r>
-        <w:rPr>
-          <w:lang w:val="zh_TW" w:bidi="zh_TW"/>
-        </w:rPr>
-      </w:r>
-      <w:hyperlink r:id="rId44">
-        <w:r>
-          <w:rPr>
-            <w:lang w:val="zh_TW" w:bidi="zh_TW"/>
-          </w:rPr>
-          <w:rPr>
-            <w:color w:val="0000EE"/>
-            <w:u w:val="single"/>
-          </w:rPr>
-          <w:t>創世記5:25</w:t>
-        </w:r>
-      </w:hyperlink>
-    </w:p>
-    <w:p>
-      <w:pPr>
-        <w:pStyle w:val="ListBullet"/>
-        <w:spacing w:line="240" w:lineRule="auto"/>
-        <w:ind w:left="720"/>
-      </w:pPr>
-      <w:r>
-        <w:rPr>
-          <w:lang w:val="zh_TW" w:bidi="zh_TW"/>
-        </w:rPr>
-      </w:r>
-      <w:hyperlink r:id="rId45">
-        <w:r>
-          <w:rPr>
-            <w:lang w:val="zh_TW" w:bidi="zh_TW"/>
-          </w:rPr>
-          <w:rPr>
-            <w:color w:val="0000EE"/>
-            <w:u w:val="single"/>
-          </w:rPr>
-          <w:t>創世記5:29</w:t>
-        </w:r>
-      </w:hyperlink>
-    </w:p>
-    <w:p>
-      <w:pPr>
-        <w:pStyle w:val="ListBullet"/>
-        <w:spacing w:line="240" w:lineRule="auto"/>
-        <w:ind w:left="720"/>
-      </w:pPr>
-      <w:r>
-        <w:rPr>
-          <w:lang w:val="zh_TW" w:bidi="zh_TW"/>
-        </w:rPr>
-      </w:r>
-      <w:hyperlink r:id="rId46">
-        <w:r>
-          <w:rPr>
-            <w:lang w:val="zh_TW" w:bidi="zh_TW"/>
-          </w:rPr>
-          <w:rPr>
-            <w:color w:val="0000EE"/>
-            <w:u w:val="single"/>
-          </w:rPr>
-          <w:t>創世記5:31</w:t>
-        </w:r>
-      </w:hyperlink>
-    </w:p>
-    <w:p>
-      <w:pPr>
-        <w:pStyle w:val="ListBullet"/>
-        <w:spacing w:line="240" w:lineRule="auto"/>
-        <w:ind w:left="720"/>
-      </w:pPr>
-      <w:r>
-        <w:rPr>
-          <w:lang w:val="zh_TW" w:bidi="zh_TW"/>
-        </w:rPr>
-      </w:r>
-      <w:hyperlink r:id="rId47">
-        <w:r>
-          <w:rPr>
-            <w:lang w:val="zh_TW" w:bidi="zh_TW"/>
-          </w:rPr>
-          <w:rPr>
-            <w:color w:val="0000EE"/>
-            <w:u w:val="single"/>
-          </w:rPr>
-          <w:t>路加福音3:36</w:t>
-        </w:r>
-      </w:hyperlink>
+      <w:r>
+        <w:rPr>
+          <w:lang w:val="zh_TW" w:bidi="zh_TW"/>
+        </w:rPr>
+        <w:t>創世記4:18–19</w:t>
+      </w:r>
+    </w:p>
+    <w:p>
+      <w:pPr>
+        <w:pStyle w:val="ListBullet"/>
+        <w:spacing w:line="240" w:lineRule="auto"/>
+        <w:ind w:left="720"/>
+      </w:pPr>
+      <w:r>
+        <w:rPr>
+          <w:lang w:val="zh_TW" w:bidi="zh_TW"/>
+        </w:rPr>
+      </w:r>
+      <w:r>
+        <w:rPr>
+          <w:lang w:val="zh_TW" w:bidi="zh_TW"/>
+        </w:rPr>
+        <w:t>創世記4:24</w:t>
+      </w:r>
+    </w:p>
+    <w:p>
+      <w:pPr>
+        <w:pStyle w:val="ListBullet"/>
+        <w:spacing w:line="240" w:lineRule="auto"/>
+        <w:ind w:left="720"/>
+      </w:pPr>
+      <w:r>
+        <w:rPr>
+          <w:lang w:val="zh_TW" w:bidi="zh_TW"/>
+        </w:rPr>
+      </w:r>
+      <w:r>
+        <w:rPr>
+          <w:lang w:val="zh_TW" w:bidi="zh_TW"/>
+        </w:rPr>
+        <w:t>創世記5:25</w:t>
+      </w:r>
+    </w:p>
+    <w:p>
+      <w:pPr>
+        <w:pStyle w:val="ListBullet"/>
+        <w:spacing w:line="240" w:lineRule="auto"/>
+        <w:ind w:left="720"/>
+      </w:pPr>
+      <w:r>
+        <w:rPr>
+          <w:lang w:val="zh_TW" w:bidi="zh_TW"/>
+        </w:rPr>
+      </w:r>
+      <w:r>
+        <w:rPr>
+          <w:lang w:val="zh_TW" w:bidi="zh_TW"/>
+        </w:rPr>
+        <w:t>創世記5:29</w:t>
+      </w:r>
+    </w:p>
+    <w:p>
+      <w:pPr>
+        <w:pStyle w:val="ListBullet"/>
+        <w:spacing w:line="240" w:lineRule="auto"/>
+        <w:ind w:left="720"/>
+      </w:pPr>
+      <w:r>
+        <w:rPr>
+          <w:lang w:val="zh_TW" w:bidi="zh_TW"/>
+        </w:rPr>
+      </w:r>
+      <w:r>
+        <w:rPr>
+          <w:lang w:val="zh_TW" w:bidi="zh_TW"/>
+        </w:rPr>
+        <w:t>創世記5:31</w:t>
+      </w:r>
+    </w:p>
+    <w:p>
+      <w:pPr>
+        <w:pStyle w:val="ListBullet"/>
+        <w:spacing w:line="240" w:lineRule="auto"/>
+        <w:ind w:left="720"/>
+      </w:pPr>
+      <w:r>
+        <w:rPr>
+          <w:lang w:val="zh_TW" w:bidi="zh_TW"/>
+        </w:rPr>
+      </w:r>
+      <w:r>
+        <w:rPr>
+          <w:lang w:val="zh_TW" w:bidi="zh_TW"/>
+        </w:rPr>
+        <w:t>路加福音3:36</w:t>
+      </w:r>
     </w:p>
     <w:p>
       <w:pPr>
@@ -3018,90 +2808,66 @@
           <w:lang w:val="zh_TW" w:bidi="zh_TW"/>
         </w:rPr>
       </w:r>
-      <w:hyperlink r:id="rId48">
-        <w:r>
-          <w:rPr>
-            <w:lang w:val="zh_TW" w:bidi="zh_TW"/>
-          </w:rPr>
-          <w:rPr>
-            <w:color w:val="0000EE"/>
-            <w:u w:val="single"/>
-          </w:rPr>
-          <w:t>歷代志上6:73</w:t>
-        </w:r>
-      </w:hyperlink>
-    </w:p>
-    <w:p>
-      <w:pPr>
-        <w:pStyle w:val="ListBullet"/>
-        <w:spacing w:line="240" w:lineRule="auto"/>
-        <w:ind w:left="720"/>
-      </w:pPr>
-      <w:r>
-        <w:rPr>
-          <w:lang w:val="zh_TW" w:bidi="zh_TW"/>
-        </w:rPr>
-      </w:r>
-      <w:hyperlink r:id="rId49">
-        <w:r>
-          <w:rPr>
-            <w:lang w:val="zh_TW" w:bidi="zh_TW"/>
-          </w:rPr>
-          <w:rPr>
-            <w:color w:val="0000EE"/>
-            <w:u w:val="single"/>
-          </w:rPr>
-          <w:t>列王紀上22:3</w:t>
-        </w:r>
-      </w:hyperlink>
-    </w:p>
-    <w:p>
-      <w:pPr>
-        <w:pStyle w:val="ListBullet"/>
-        <w:spacing w:line="240" w:lineRule="auto"/>
-        <w:ind w:left="720"/>
-      </w:pPr>
-      <w:r>
-        <w:rPr>
-          <w:lang w:val="zh_TW" w:bidi="zh_TW"/>
-        </w:rPr>
-      </w:r>
-      <w:hyperlink r:id="rId50">
-        <w:r>
-          <w:rPr>
-            <w:lang w:val="zh_TW" w:bidi="zh_TW"/>
-          </w:rPr>
-          <w:rPr>
-            <w:color w:val="0000EE"/>
-            <w:u w:val="single"/>
-          </w:rPr>
-          <w:t>歷代志下18:3</w:t>
-        </w:r>
-      </w:hyperlink>
-    </w:p>
-    <w:p>
-      <w:pPr>
-        <w:pStyle w:val="ListBullet"/>
-        <w:spacing w:line="240" w:lineRule="auto"/>
-        <w:ind w:left="720"/>
-      </w:pPr>
-      <w:r>
-        <w:rPr>
-          <w:lang w:val="zh_TW" w:bidi="zh_TW"/>
-        </w:rPr>
-      </w:r>
-      <w:hyperlink r:id="rId51">
-        <w:r>
-          <w:rPr>
-            <w:lang w:val="zh_TW" w:bidi="zh_TW"/>
-          </w:rPr>
-          <w:rPr>
-            <w:color w:val="0000EE"/>
-            <w:u w:val="single"/>
-          </w:rPr>
-          <w:t>列王紀下8:28–29</w:t>
-        </w:r>
-      </w:hyperlink>
+      <w:r>
+        <w:rPr>
+          <w:lang w:val="zh_TW" w:bidi="zh_TW"/>
+        </w:rPr>
+        <w:t>歷代志上6:73</w:t>
+      </w:r>
+    </w:p>
+    <w:p>
+      <w:pPr>
+        <w:pStyle w:val="ListBullet"/>
+        <w:spacing w:line="240" w:lineRule="auto"/>
+        <w:ind w:left="720"/>
+      </w:pPr>
+      <w:r>
+        <w:rPr>
+          <w:lang w:val="zh_TW" w:bidi="zh_TW"/>
+        </w:rPr>
+      </w:r>
+      <w:r>
+        <w:rPr>
+          <w:lang w:val="zh_TW" w:bidi="zh_TW"/>
+        </w:rPr>
+        <w:t>列王紀上22:3</w:t>
+      </w:r>
+    </w:p>
+    <w:p>
+      <w:pPr>
+        <w:pStyle w:val="ListBullet"/>
+        <w:spacing w:line="240" w:lineRule="auto"/>
+        <w:ind w:left="720"/>
+      </w:pPr>
+      <w:r>
+        <w:rPr>
+          <w:lang w:val="zh_TW" w:bidi="zh_TW"/>
+        </w:rPr>
+      </w:r>
+      <w:r>
+        <w:rPr>
+          <w:lang w:val="zh_TW" w:bidi="zh_TW"/>
+        </w:rPr>
+        <w:t>歷代志下18:3</w:t>
+      </w:r>
+    </w:p>
+    <w:p>
+      <w:pPr>
+        <w:pStyle w:val="ListBullet"/>
+        <w:spacing w:line="240" w:lineRule="auto"/>
+        <w:ind w:left="720"/>
+      </w:pPr>
+      <w:r>
+        <w:rPr>
+          <w:lang w:val="zh_TW" w:bidi="zh_TW"/>
+        </w:rPr>
+      </w:r>
+      <w:r>
+        <w:rPr>
+          <w:lang w:val="zh_TW" w:bidi="zh_TW"/>
+        </w:rPr>
+        <w:t>列王紀下8:28–29</w:t>
+      </w:r>
     </w:p>
     <w:p>
       <w:pPr>
@@ -3355,66 +3121,48 @@
           <w:lang w:val="zh_TW" w:bidi="zh_TW"/>
         </w:rPr>
       </w:r>
-      <w:hyperlink r:id="rId52">
-        <w:r>
-          <w:rPr>
-            <w:lang w:val="zh_TW" w:bidi="zh_TW"/>
-          </w:rPr>
-          <w:rPr>
-            <w:color w:val="0000EE"/>
-            <w:u w:val="single"/>
-          </w:rPr>
-          <w:t>約翰福音11:11</w:t>
-        </w:r>
-      </w:hyperlink>
-    </w:p>
-    <w:p>
-      <w:pPr>
-        <w:pStyle w:val="ListBullet"/>
-        <w:spacing w:line="240" w:lineRule="auto"/>
-        <w:ind w:left="720"/>
-      </w:pPr>
-      <w:r>
-        <w:rPr>
-          <w:lang w:val="zh_TW" w:bidi="zh_TW"/>
-        </w:rPr>
-      </w:r>
-      <w:hyperlink r:id="rId53">
-        <w:r>
-          <w:rPr>
-            <w:lang w:val="zh_TW" w:bidi="zh_TW"/>
-          </w:rPr>
-          <w:rPr>
-            <w:color w:val="0000EE"/>
-            <w:u w:val="single"/>
-          </w:rPr>
-          <w:t>約翰福音12:1–3</w:t>
-        </w:r>
-      </w:hyperlink>
-    </w:p>
-    <w:p>
-      <w:pPr>
-        <w:pStyle w:val="ListBullet"/>
-        <w:spacing w:line="240" w:lineRule="auto"/>
-        <w:ind w:left="720"/>
-      </w:pPr>
-      <w:r>
-        <w:rPr>
-          <w:lang w:val="zh_TW" w:bidi="zh_TW"/>
-        </w:rPr>
-      </w:r>
-      <w:hyperlink r:id="rId54">
-        <w:r>
-          <w:rPr>
-            <w:lang w:val="zh_TW" w:bidi="zh_TW"/>
-          </w:rPr>
-          <w:rPr>
-            <w:color w:val="0000EE"/>
-            <w:u w:val="single"/>
-          </w:rPr>
-          <w:t>路加福音16:21</w:t>
-        </w:r>
-      </w:hyperlink>
+      <w:r>
+        <w:rPr>
+          <w:lang w:val="zh_TW" w:bidi="zh_TW"/>
+        </w:rPr>
+        <w:t>約翰福音11:11</w:t>
+      </w:r>
+    </w:p>
+    <w:p>
+      <w:pPr>
+        <w:pStyle w:val="ListBullet"/>
+        <w:spacing w:line="240" w:lineRule="auto"/>
+        <w:ind w:left="720"/>
+      </w:pPr>
+      <w:r>
+        <w:rPr>
+          <w:lang w:val="zh_TW" w:bidi="zh_TW"/>
+        </w:rPr>
+      </w:r>
+      <w:r>
+        <w:rPr>
+          <w:lang w:val="zh_TW" w:bidi="zh_TW"/>
+        </w:rPr>
+        <w:t>約翰福音12:1–3</w:t>
+      </w:r>
+    </w:p>
+    <w:p>
+      <w:pPr>
+        <w:pStyle w:val="ListBullet"/>
+        <w:spacing w:line="240" w:lineRule="auto"/>
+        <w:ind w:left="720"/>
+      </w:pPr>
+      <w:r>
+        <w:rPr>
+          <w:lang w:val="zh_TW" w:bidi="zh_TW"/>
+        </w:rPr>
+      </w:r>
+      <w:r>
+        <w:rPr>
+          <w:lang w:val="zh_TW" w:bidi="zh_TW"/>
+        </w:rPr>
+        <w:t>路加福音16:21</w:t>
+      </w:r>
     </w:p>
     <w:p>
       <w:pPr>
@@ -4010,114 +3758,84 @@
           <w:lang w:val="zh_TW" w:bidi="zh_TW"/>
         </w:rPr>
       </w:r>
-      <w:hyperlink r:id="rId55">
-        <w:r>
-          <w:rPr>
-            <w:lang w:val="zh_TW" w:bidi="zh_TW"/>
-          </w:rPr>
-          <w:rPr>
-            <w:color w:val="0000EE"/>
-            <w:u w:val="single"/>
-          </w:rPr>
-          <w:t>希伯來書11:29–31</w:t>
-        </w:r>
-      </w:hyperlink>
-    </w:p>
-    <w:p>
-      <w:pPr>
-        <w:pStyle w:val="ListBullet"/>
-        <w:spacing w:line="240" w:lineRule="auto"/>
-        <w:ind w:left="720"/>
-      </w:pPr>
-      <w:r>
-        <w:rPr>
-          <w:lang w:val="zh_TW" w:bidi="zh_TW"/>
-        </w:rPr>
-      </w:r>
-      <w:hyperlink r:id="rId56">
-        <w:r>
-          <w:rPr>
-            <w:lang w:val="zh_TW" w:bidi="zh_TW"/>
-          </w:rPr>
-          <w:rPr>
-            <w:color w:val="0000EE"/>
-            <w:u w:val="single"/>
-          </w:rPr>
-          <w:t>雅各書2:25</w:t>
-        </w:r>
-      </w:hyperlink>
-    </w:p>
-    <w:p>
-      <w:pPr>
-        <w:pStyle w:val="ListBullet"/>
-        <w:spacing w:line="240" w:lineRule="auto"/>
-        <w:ind w:left="720"/>
-      </w:pPr>
-      <w:r>
-        <w:rPr>
-          <w:lang w:val="zh_TW" w:bidi="zh_TW"/>
-        </w:rPr>
-      </w:r>
-      <w:hyperlink r:id="rId57">
-        <w:r>
-          <w:rPr>
-            <w:lang w:val="zh_TW" w:bidi="zh_TW"/>
-          </w:rPr>
-          <w:rPr>
-            <w:color w:val="0000EE"/>
-            <w:u w:val="single"/>
-          </w:rPr>
-          <w:t>約書亞記2:21</w:t>
-        </w:r>
-      </w:hyperlink>
-    </w:p>
-    <w:p>
-      <w:pPr>
-        <w:pStyle w:val="ListBullet"/>
-        <w:spacing w:line="240" w:lineRule="auto"/>
-        <w:ind w:left="720"/>
-      </w:pPr>
-      <w:r>
-        <w:rPr>
-          <w:lang w:val="zh_TW" w:bidi="zh_TW"/>
-        </w:rPr>
-      </w:r>
-      <w:hyperlink r:id="rId58">
-        <w:r>
-          <w:rPr>
-            <w:lang w:val="zh_TW" w:bidi="zh_TW"/>
-          </w:rPr>
-          <w:rPr>
-            <w:color w:val="0000EE"/>
-            <w:u w:val="single"/>
-          </w:rPr>
-          <w:t>約書亞記6:17–19</w:t>
-        </w:r>
-      </w:hyperlink>
-    </w:p>
-    <w:p>
-      <w:pPr>
-        <w:pStyle w:val="ListBullet"/>
-        <w:spacing w:line="240" w:lineRule="auto"/>
-        <w:ind w:left="720"/>
-      </w:pPr>
-      <w:r>
-        <w:rPr>
-          <w:lang w:val="zh_TW" w:bidi="zh_TW"/>
-        </w:rPr>
-      </w:r>
-      <w:hyperlink r:id="rId59">
-        <w:r>
-          <w:rPr>
-            <w:lang w:val="zh_TW" w:bidi="zh_TW"/>
-          </w:rPr>
-          <w:rPr>
-            <w:color w:val="0000EE"/>
-            <w:u w:val="single"/>
-          </w:rPr>
-          <w:t>馬太福音1:5</w:t>
-        </w:r>
-      </w:hyperlink>
+      <w:r>
+        <w:rPr>
+          <w:lang w:val="zh_TW" w:bidi="zh_TW"/>
+        </w:rPr>
+        <w:t>希伯來書11:29–31</w:t>
+      </w:r>
+    </w:p>
+    <w:p>
+      <w:pPr>
+        <w:pStyle w:val="ListBullet"/>
+        <w:spacing w:line="240" w:lineRule="auto"/>
+        <w:ind w:left="720"/>
+      </w:pPr>
+      <w:r>
+        <w:rPr>
+          <w:lang w:val="zh_TW" w:bidi="zh_TW"/>
+        </w:rPr>
+      </w:r>
+      <w:r>
+        <w:rPr>
+          <w:lang w:val="zh_TW" w:bidi="zh_TW"/>
+        </w:rPr>
+        <w:t>雅各書2:25</w:t>
+      </w:r>
+    </w:p>
+    <w:p>
+      <w:pPr>
+        <w:pStyle w:val="ListBullet"/>
+        <w:spacing w:line="240" w:lineRule="auto"/>
+        <w:ind w:left="720"/>
+      </w:pPr>
+      <w:r>
+        <w:rPr>
+          <w:lang w:val="zh_TW" w:bidi="zh_TW"/>
+        </w:rPr>
+      </w:r>
+      <w:r>
+        <w:rPr>
+          <w:lang w:val="zh_TW" w:bidi="zh_TW"/>
+        </w:rPr>
+        <w:t>約書亞記2:21</w:t>
+      </w:r>
+    </w:p>
+    <w:p>
+      <w:pPr>
+        <w:pStyle w:val="ListBullet"/>
+        <w:spacing w:line="240" w:lineRule="auto"/>
+        <w:ind w:left="720"/>
+      </w:pPr>
+      <w:r>
+        <w:rPr>
+          <w:lang w:val="zh_TW" w:bidi="zh_TW"/>
+        </w:rPr>
+      </w:r>
+      <w:r>
+        <w:rPr>
+          <w:lang w:val="zh_TW" w:bidi="zh_TW"/>
+        </w:rPr>
+        <w:t>約書亞記6:17–19</w:t>
+      </w:r>
+    </w:p>
+    <w:p>
+      <w:pPr>
+        <w:pStyle w:val="ListBullet"/>
+        <w:spacing w:line="240" w:lineRule="auto"/>
+        <w:ind w:left="720"/>
+      </w:pPr>
+      <w:r>
+        <w:rPr>
+          <w:lang w:val="zh_TW" w:bidi="zh_TW"/>
+        </w:rPr>
+      </w:r>
+      <w:r>
+        <w:rPr>
+          <w:lang w:val="zh_TW" w:bidi="zh_TW"/>
+        </w:rPr>
+        <w:t>馬太福音1:5</w:t>
+      </w:r>
     </w:p>
     <w:p>
       <w:pPr>

--- a/zht/docx/093.content.docx
+++ b/zht/docx/093.content.docx
@@ -3084,19 +3084,7 @@
         <w:rPr>
           <w:lang w:val="zh_TW" w:bidi="zh_TW"/>
         </w:rPr>
-        <w:t>，</w:t>
-      </w:r>
-      <w:r>
-        <w:rPr>
-          <w:lang w:val="zh_TW" w:bidi="zh_TW"/>
-        </w:rPr>
-        <w:t>復活</w:t>
-      </w:r>
-      <w:r>
-        <w:rPr>
-          <w:lang w:val="zh_TW" w:bidi="zh_TW"/>
-        </w:rPr>
-        <w:t>）</w:t>
+        <w:t>，復活）</w:t>
       </w:r>
     </w:p>
     <w:p>
